--- a/Pods/scheduling-controls/scheduling-controls-explanation.docx
+++ b/Pods/scheduling-controls/scheduling-controls-explanation.docx
@@ -878,61 +878,6 @@
     </w:p>
     <w:p>
       <w:pPr>
-        <w:spacing w:after="0" w:line="240" w:lineRule="auto"/>
-        <w:rPr>
-          <w:rFonts w:ascii="Times New Roman" w:eastAsia="Times New Roman" w:hAnsi="Times New Roman" w:cs="Times New Roman"/>
-          <w:kern w:val="0"/>
-          <w:sz w:val="24"/>
-          <w:szCs w:val="24"/>
-          <w:lang w:eastAsia="en-IN"/>
-          <w14:ligatures w14:val="none"/>
-        </w:rPr>
-      </w:pPr>
-      <w:r>
-        <w:rPr>
-          <w:rFonts w:ascii="Times New Roman" w:eastAsia="Times New Roman" w:hAnsi="Times New Roman" w:cs="Times New Roman"/>
-          <w:kern w:val="0"/>
-          <w:sz w:val="24"/>
-          <w:szCs w:val="24"/>
-          <w:lang w:eastAsia="en-IN"/>
-          <w14:ligatures w14:val="none"/>
-        </w:rPr>
-        <w:pict w14:anchorId="3B70EEB7">
-          <v:rect id="_x0000_i1027" style="width:0;height:1.5pt" o:hralign="center" o:hrstd="t" o:hr="t" fillcolor="#a0a0a0" stroked="f"/>
-        </w:pict>
-      </w:r>
-    </w:p>
-    <w:p>
-      <w:pPr>
-        <w:spacing w:before="100" w:beforeAutospacing="1" w:after="100" w:afterAutospacing="1" w:line="240" w:lineRule="auto"/>
-        <w:outlineLvl w:val="2"/>
-        <w:rPr>
-          <w:rFonts w:ascii="Times New Roman" w:eastAsia="Times New Roman" w:hAnsi="Times New Roman" w:cs="Times New Roman"/>
-          <w:b/>
-          <w:bCs/>
-          <w:kern w:val="0"/>
-          <w:sz w:val="27"/>
-          <w:szCs w:val="27"/>
-          <w:lang w:eastAsia="en-IN"/>
-          <w14:ligatures w14:val="none"/>
-        </w:rPr>
-      </w:pPr>
-      <w:r>
-        <w:rPr>
-          <w:rFonts w:ascii="Times New Roman" w:eastAsia="Times New Roman" w:hAnsi="Times New Roman" w:cs="Times New Roman"/>
-          <w:b/>
-          <w:bCs/>
-          <w:kern w:val="0"/>
-          <w:sz w:val="27"/>
-          <w:szCs w:val="27"/>
-          <w:lang w:eastAsia="en-IN"/>
-          <w14:ligatures w14:val="none"/>
-        </w:rPr>
-        <w:t>Step 2: Pod spec</w:t>
-      </w:r>
-    </w:p>
-    <w:p>
-      <w:pPr>
         <w:tabs>
           <w:tab w:val="left" w:pos="916"/>
           <w:tab w:val="left" w:pos="1832"/>
@@ -961,6 +906,567 @@
           <w14:ligatures w14:val="none"/>
         </w:rPr>
       </w:pPr>
+    </w:p>
+    <w:p>
+      <w:pPr>
+        <w:spacing w:before="100" w:beforeAutospacing="1" w:after="100" w:afterAutospacing="1" w:line="240" w:lineRule="auto"/>
+        <w:outlineLvl w:val="0"/>
+        <w:rPr>
+          <w:rFonts w:ascii="Times New Roman" w:eastAsia="Times New Roman" w:hAnsi="Times New Roman" w:cs="Times New Roman"/>
+          <w:b/>
+          <w:bCs/>
+          <w:kern w:val="36"/>
+          <w:sz w:val="48"/>
+          <w:szCs w:val="48"/>
+          <w:lang w:eastAsia="en-IN"/>
+          <w14:ligatures w14:val="none"/>
+        </w:rPr>
+      </w:pPr>
+      <w:r>
+        <w:rPr>
+          <w:rFonts w:ascii="Times New Roman" w:eastAsia="Times New Roman" w:hAnsi="Times New Roman" w:cs="Times New Roman"/>
+          <w:b/>
+          <w:bCs/>
+          <w:kern w:val="36"/>
+          <w:sz w:val="48"/>
+          <w:szCs w:val="48"/>
+          <w:lang w:eastAsia="en-IN"/>
+          <w14:ligatures w14:val="none"/>
+        </w:rPr>
+        <w:t>Removing a Label from a Node</w:t>
+      </w:r>
+    </w:p>
+    <w:p>
+      <w:pPr>
+        <w:spacing w:before="100" w:beforeAutospacing="1" w:after="100" w:afterAutospacing="1" w:line="240" w:lineRule="auto"/>
+        <w:rPr>
+          <w:rFonts w:ascii="Times New Roman" w:eastAsia="Times New Roman" w:hAnsi="Times New Roman" w:cs="Times New Roman"/>
+          <w:kern w:val="0"/>
+          <w:sz w:val="24"/>
+          <w:szCs w:val="24"/>
+          <w:lang w:eastAsia="en-IN"/>
+          <w14:ligatures w14:val="none"/>
+        </w:rPr>
+      </w:pPr>
+      <w:r>
+        <w:rPr>
+          <w:rFonts w:ascii="Times New Roman" w:eastAsia="Times New Roman" w:hAnsi="Times New Roman" w:cs="Times New Roman"/>
+          <w:kern w:val="0"/>
+          <w:sz w:val="24"/>
+          <w:szCs w:val="24"/>
+          <w:lang w:eastAsia="en-IN"/>
+          <w14:ligatures w14:val="none"/>
+        </w:rPr>
+        <w:t>The rule is:</w:t>
+      </w:r>
+    </w:p>
+    <w:p>
+      <w:pPr>
+        <w:tabs>
+          <w:tab w:val="left" w:pos="916"/>
+          <w:tab w:val="left" w:pos="1832"/>
+          <w:tab w:val="left" w:pos="2748"/>
+          <w:tab w:val="left" w:pos="3664"/>
+          <w:tab w:val="left" w:pos="4580"/>
+          <w:tab w:val="left" w:pos="5496"/>
+          <w:tab w:val="left" w:pos="6412"/>
+          <w:tab w:val="left" w:pos="7328"/>
+          <w:tab w:val="left" w:pos="8244"/>
+          <w:tab w:val="left" w:pos="9160"/>
+          <w:tab w:val="left" w:pos="10076"/>
+          <w:tab w:val="left" w:pos="10992"/>
+          <w:tab w:val="left" w:pos="11908"/>
+          <w:tab w:val="left" w:pos="12824"/>
+          <w:tab w:val="left" w:pos="13740"/>
+          <w:tab w:val="left" w:pos="14656"/>
+        </w:tabs>
+        <w:spacing w:after="0" w:line="240" w:lineRule="auto"/>
+        <w:rPr>
+          <w:rFonts w:ascii="Courier New" w:eastAsia="Times New Roman" w:hAnsi="Courier New" w:cs="Courier New"/>
+          <w:kern w:val="0"/>
+          <w:sz w:val="20"/>
+          <w:szCs w:val="20"/>
+          <w:lang w:eastAsia="en-IN"/>
+          <w14:ligatures w14:val="none"/>
+        </w:rPr>
+      </w:pPr>
+      <w:proofErr w:type="spellStart"/>
+      <w:r>
+        <w:rPr>
+          <w:rFonts w:ascii="Courier New" w:eastAsia="Times New Roman" w:hAnsi="Courier New" w:cs="Courier New"/>
+          <w:kern w:val="0"/>
+          <w:sz w:val="20"/>
+          <w:szCs w:val="20"/>
+          <w:lang w:eastAsia="en-IN"/>
+          <w14:ligatures w14:val="none"/>
+        </w:rPr>
+        <w:t>kubectl</w:t>
+      </w:r>
+      <w:proofErr w:type="spellEnd"/>
+      <w:r>
+        <w:rPr>
+          <w:rFonts w:ascii="Courier New" w:eastAsia="Times New Roman" w:hAnsi="Courier New" w:cs="Courier New"/>
+          <w:kern w:val="0"/>
+          <w:sz w:val="20"/>
+          <w:szCs w:val="20"/>
+          <w:lang w:eastAsia="en-IN"/>
+          <w14:ligatures w14:val="none"/>
+        </w:rPr>
+        <w:t xml:space="preserve"> label node &lt;node-name&gt; &lt;label-key&gt;-</w:t>
+      </w:r>
+    </w:p>
+    <w:p>
+      <w:pPr>
+        <w:spacing w:before="100" w:beforeAutospacing="1" w:after="100" w:afterAutospacing="1" w:line="240" w:lineRule="auto"/>
+        <w:rPr>
+          <w:rFonts w:ascii="Times New Roman" w:eastAsia="Times New Roman" w:hAnsi="Times New Roman" w:cs="Times New Roman"/>
+          <w:kern w:val="0"/>
+          <w:sz w:val="24"/>
+          <w:szCs w:val="24"/>
+          <w:lang w:eastAsia="en-IN"/>
+          <w14:ligatures w14:val="none"/>
+        </w:rPr>
+      </w:pPr>
+      <w:r>
+        <w:rPr>
+          <w:rFonts w:ascii="Times New Roman" w:eastAsia="Times New Roman" w:hAnsi="Times New Roman" w:cs="Times New Roman"/>
+          <w:kern w:val="0"/>
+          <w:sz w:val="24"/>
+          <w:szCs w:val="24"/>
+          <w:lang w:eastAsia="en-IN"/>
+          <w14:ligatures w14:val="none"/>
+        </w:rPr>
+        <w:lastRenderedPageBreak/>
+        <w:t xml:space="preserve">Notice the </w:t>
+      </w:r>
+      <w:r>
+        <w:rPr>
+          <w:rFonts w:ascii="Courier New" w:eastAsia="Times New Roman" w:hAnsi="Courier New" w:cs="Courier New"/>
+          <w:b/>
+          <w:bCs/>
+          <w:kern w:val="0"/>
+          <w:sz w:val="20"/>
+          <w:szCs w:val="20"/>
+          <w:lang w:eastAsia="en-IN"/>
+          <w14:ligatures w14:val="none"/>
+        </w:rPr>
+        <w:t>-</w:t>
+      </w:r>
+      <w:r>
+        <w:rPr>
+          <w:rFonts w:ascii="Times New Roman" w:eastAsia="Times New Roman" w:hAnsi="Times New Roman" w:cs="Times New Roman"/>
+          <w:b/>
+          <w:bCs/>
+          <w:kern w:val="0"/>
+          <w:sz w:val="24"/>
+          <w:szCs w:val="24"/>
+          <w:lang w:eastAsia="en-IN"/>
+          <w14:ligatures w14:val="none"/>
+        </w:rPr>
+        <w:t xml:space="preserve"> at the end of the label key</w:t>
+      </w:r>
+      <w:r>
+        <w:rPr>
+          <w:rFonts w:ascii="Times New Roman" w:eastAsia="Times New Roman" w:hAnsi="Times New Roman" w:cs="Times New Roman"/>
+          <w:kern w:val="0"/>
+          <w:sz w:val="24"/>
+          <w:szCs w:val="24"/>
+          <w:lang w:eastAsia="en-IN"/>
+          <w14:ligatures w14:val="none"/>
+        </w:rPr>
+        <w:t>.</w:t>
+      </w:r>
+    </w:p>
+    <w:p>
+      <w:pPr>
+        <w:spacing w:after="0" w:line="240" w:lineRule="auto"/>
+        <w:rPr>
+          <w:rFonts w:ascii="Times New Roman" w:eastAsia="Times New Roman" w:hAnsi="Times New Roman" w:cs="Times New Roman"/>
+          <w:kern w:val="0"/>
+          <w:sz w:val="24"/>
+          <w:szCs w:val="24"/>
+          <w:lang w:eastAsia="en-IN"/>
+          <w14:ligatures w14:val="none"/>
+        </w:rPr>
+      </w:pPr>
+      <w:r>
+        <w:rPr>
+          <w:rFonts w:ascii="Times New Roman" w:eastAsia="Times New Roman" w:hAnsi="Times New Roman" w:cs="Times New Roman"/>
+          <w:kern w:val="0"/>
+          <w:sz w:val="24"/>
+          <w:szCs w:val="24"/>
+          <w:lang w:eastAsia="en-IN"/>
+          <w14:ligatures w14:val="none"/>
+        </w:rPr>
+        <w:pict w14:anchorId="67368354">
+          <v:rect id="_x0000_i1103" style="width:0;height:1.5pt" o:hralign="center" o:hrstd="t" o:hr="t" fillcolor="#a0a0a0" stroked="f"/>
+        </w:pict>
+      </w:r>
+    </w:p>
+    <w:p>
+      <w:pPr>
+        <w:spacing w:before="100" w:beforeAutospacing="1" w:after="100" w:afterAutospacing="1" w:line="240" w:lineRule="auto"/>
+        <w:outlineLvl w:val="1"/>
+        <w:rPr>
+          <w:rFonts w:ascii="Times New Roman" w:eastAsia="Times New Roman" w:hAnsi="Times New Roman" w:cs="Times New Roman"/>
+          <w:b/>
+          <w:bCs/>
+          <w:kern w:val="0"/>
+          <w:sz w:val="36"/>
+          <w:szCs w:val="36"/>
+          <w:lang w:eastAsia="en-IN"/>
+          <w14:ligatures w14:val="none"/>
+        </w:rPr>
+      </w:pPr>
+      <w:r>
+        <w:rPr>
+          <w:rFonts w:ascii="Times New Roman" w:eastAsia="Times New Roman" w:hAnsi="Times New Roman" w:cs="Times New Roman"/>
+          <w:b/>
+          <w:bCs/>
+          <w:kern w:val="0"/>
+          <w:sz w:val="36"/>
+          <w:szCs w:val="36"/>
+          <w:lang w:eastAsia="en-IN"/>
+          <w14:ligatures w14:val="none"/>
+        </w:rPr>
+        <w:t>Example</w:t>
+      </w:r>
+    </w:p>
+    <w:p>
+      <w:pPr>
+        <w:spacing w:before="100" w:beforeAutospacing="1" w:after="100" w:afterAutospacing="1" w:line="240" w:lineRule="auto"/>
+        <w:rPr>
+          <w:rFonts w:ascii="Times New Roman" w:eastAsia="Times New Roman" w:hAnsi="Times New Roman" w:cs="Times New Roman"/>
+          <w:kern w:val="0"/>
+          <w:sz w:val="24"/>
+          <w:szCs w:val="24"/>
+          <w:lang w:eastAsia="en-IN"/>
+          <w14:ligatures w14:val="none"/>
+        </w:rPr>
+      </w:pPr>
+      <w:r>
+        <w:rPr>
+          <w:rFonts w:ascii="Times New Roman" w:eastAsia="Times New Roman" w:hAnsi="Times New Roman" w:cs="Times New Roman"/>
+          <w:kern w:val="0"/>
+          <w:sz w:val="24"/>
+          <w:szCs w:val="24"/>
+          <w:lang w:eastAsia="en-IN"/>
+          <w14:ligatures w14:val="none"/>
+        </w:rPr>
+        <w:t>Remove the label:</w:t>
+      </w:r>
+    </w:p>
+    <w:p>
+      <w:pPr>
+        <w:tabs>
+          <w:tab w:val="left" w:pos="916"/>
+          <w:tab w:val="left" w:pos="1832"/>
+          <w:tab w:val="left" w:pos="2748"/>
+          <w:tab w:val="left" w:pos="3664"/>
+          <w:tab w:val="left" w:pos="4580"/>
+          <w:tab w:val="left" w:pos="5496"/>
+          <w:tab w:val="left" w:pos="6412"/>
+          <w:tab w:val="left" w:pos="7328"/>
+          <w:tab w:val="left" w:pos="8244"/>
+          <w:tab w:val="left" w:pos="9160"/>
+          <w:tab w:val="left" w:pos="10076"/>
+          <w:tab w:val="left" w:pos="10992"/>
+          <w:tab w:val="left" w:pos="11908"/>
+          <w:tab w:val="left" w:pos="12824"/>
+          <w:tab w:val="left" w:pos="13740"/>
+          <w:tab w:val="left" w:pos="14656"/>
+        </w:tabs>
+        <w:spacing w:after="0" w:line="240" w:lineRule="auto"/>
+        <w:rPr>
+          <w:rFonts w:ascii="Courier New" w:eastAsia="Times New Roman" w:hAnsi="Courier New" w:cs="Courier New"/>
+          <w:kern w:val="0"/>
+          <w:sz w:val="20"/>
+          <w:szCs w:val="20"/>
+          <w:lang w:eastAsia="en-IN"/>
+          <w14:ligatures w14:val="none"/>
+        </w:rPr>
+      </w:pPr>
+      <w:proofErr w:type="spellStart"/>
+      <w:r>
+        <w:rPr>
+          <w:rFonts w:ascii="Courier New" w:eastAsia="Times New Roman" w:hAnsi="Courier New" w:cs="Courier New"/>
+          <w:kern w:val="0"/>
+          <w:sz w:val="20"/>
+          <w:szCs w:val="20"/>
+          <w:lang w:eastAsia="en-IN"/>
+          <w14:ligatures w14:val="none"/>
+        </w:rPr>
+        <w:t>kubectl</w:t>
+      </w:r>
+      <w:proofErr w:type="spellEnd"/>
+      <w:r>
+        <w:rPr>
+          <w:rFonts w:ascii="Courier New" w:eastAsia="Times New Roman" w:hAnsi="Courier New" w:cs="Courier New"/>
+          <w:kern w:val="0"/>
+          <w:sz w:val="20"/>
+          <w:szCs w:val="20"/>
+          <w:lang w:eastAsia="en-IN"/>
+          <w14:ligatures w14:val="none"/>
+        </w:rPr>
+        <w:t xml:space="preserve"> label node worker-node1 </w:t>
+      </w:r>
+      <w:proofErr w:type="spellStart"/>
+      <w:r>
+        <w:rPr>
+          <w:rFonts w:ascii="Courier New" w:eastAsia="Times New Roman" w:hAnsi="Courier New" w:cs="Courier New"/>
+          <w:kern w:val="0"/>
+          <w:sz w:val="20"/>
+          <w:szCs w:val="20"/>
+          <w:lang w:eastAsia="en-IN"/>
+          <w14:ligatures w14:val="none"/>
+        </w:rPr>
+        <w:t>disktype</w:t>
+      </w:r>
+      <w:proofErr w:type="spellEnd"/>
+      <w:r>
+        <w:rPr>
+          <w:rFonts w:ascii="Courier New" w:eastAsia="Times New Roman" w:hAnsi="Courier New" w:cs="Courier New"/>
+          <w:kern w:val="0"/>
+          <w:sz w:val="20"/>
+          <w:szCs w:val="20"/>
+          <w:lang w:eastAsia="en-IN"/>
+          <w14:ligatures w14:val="none"/>
+        </w:rPr>
+        <w:t>-</w:t>
+      </w:r>
+    </w:p>
+    <w:p>
+      <w:pPr>
+        <w:spacing w:before="100" w:beforeAutospacing="1" w:after="100" w:afterAutospacing="1" w:line="240" w:lineRule="auto"/>
+        <w:rPr>
+          <w:rFonts w:ascii="Times New Roman" w:eastAsia="Times New Roman" w:hAnsi="Times New Roman" w:cs="Times New Roman"/>
+          <w:kern w:val="0"/>
+          <w:sz w:val="24"/>
+          <w:szCs w:val="24"/>
+          <w:lang w:eastAsia="en-IN"/>
+          <w14:ligatures w14:val="none"/>
+        </w:rPr>
+      </w:pPr>
+      <w:r>
+        <w:rPr>
+          <w:rFonts w:ascii="Times New Roman" w:eastAsia="Times New Roman" w:hAnsi="Times New Roman" w:cs="Times New Roman"/>
+          <w:kern w:val="0"/>
+          <w:sz w:val="24"/>
+          <w:szCs w:val="24"/>
+          <w:lang w:eastAsia="en-IN"/>
+          <w14:ligatures w14:val="none"/>
+        </w:rPr>
+        <w:t>This removes:</w:t>
+      </w:r>
+    </w:p>
+    <w:p>
+      <w:pPr>
+        <w:tabs>
+          <w:tab w:val="left" w:pos="916"/>
+          <w:tab w:val="left" w:pos="1832"/>
+          <w:tab w:val="left" w:pos="2748"/>
+          <w:tab w:val="left" w:pos="3664"/>
+          <w:tab w:val="left" w:pos="4580"/>
+          <w:tab w:val="left" w:pos="5496"/>
+          <w:tab w:val="left" w:pos="6412"/>
+          <w:tab w:val="left" w:pos="7328"/>
+          <w:tab w:val="left" w:pos="8244"/>
+          <w:tab w:val="left" w:pos="9160"/>
+          <w:tab w:val="left" w:pos="10076"/>
+          <w:tab w:val="left" w:pos="10992"/>
+          <w:tab w:val="left" w:pos="11908"/>
+          <w:tab w:val="left" w:pos="12824"/>
+          <w:tab w:val="left" w:pos="13740"/>
+          <w:tab w:val="left" w:pos="14656"/>
+        </w:tabs>
+        <w:spacing w:after="0" w:line="240" w:lineRule="auto"/>
+        <w:rPr>
+          <w:rFonts w:ascii="Courier New" w:eastAsia="Times New Roman" w:hAnsi="Courier New" w:cs="Courier New"/>
+          <w:kern w:val="0"/>
+          <w:sz w:val="20"/>
+          <w:szCs w:val="20"/>
+          <w:lang w:eastAsia="en-IN"/>
+          <w14:ligatures w14:val="none"/>
+        </w:rPr>
+      </w:pPr>
+      <w:proofErr w:type="spellStart"/>
+      <w:r>
+        <w:rPr>
+          <w:rFonts w:ascii="Courier New" w:eastAsia="Times New Roman" w:hAnsi="Courier New" w:cs="Courier New"/>
+          <w:kern w:val="0"/>
+          <w:sz w:val="20"/>
+          <w:szCs w:val="20"/>
+          <w:lang w:eastAsia="en-IN"/>
+          <w14:ligatures w14:val="none"/>
+        </w:rPr>
+        <w:t>disktype</w:t>
+      </w:r>
+      <w:proofErr w:type="spellEnd"/>
+      <w:r>
+        <w:rPr>
+          <w:rFonts w:ascii="Courier New" w:eastAsia="Times New Roman" w:hAnsi="Courier New" w:cs="Courier New"/>
+          <w:kern w:val="0"/>
+          <w:sz w:val="20"/>
+          <w:szCs w:val="20"/>
+          <w:lang w:eastAsia="en-IN"/>
+          <w14:ligatures w14:val="none"/>
+        </w:rPr>
+        <w:t>=</w:t>
+      </w:r>
+      <w:proofErr w:type="spellStart"/>
+      <w:r>
+        <w:rPr>
+          <w:rFonts w:ascii="Courier New" w:eastAsia="Times New Roman" w:hAnsi="Courier New" w:cs="Courier New"/>
+          <w:kern w:val="0"/>
+          <w:sz w:val="20"/>
+          <w:szCs w:val="20"/>
+          <w:lang w:eastAsia="en-IN"/>
+          <w14:ligatures w14:val="none"/>
+        </w:rPr>
+        <w:t>ssd</w:t>
+      </w:r>
+      <w:proofErr w:type="spellEnd"/>
+    </w:p>
+    <w:p>
+      <w:pPr>
+        <w:spacing w:before="100" w:beforeAutospacing="1" w:after="100" w:afterAutospacing="1" w:line="240" w:lineRule="auto"/>
+        <w:rPr>
+          <w:rFonts w:ascii="Times New Roman" w:eastAsia="Times New Roman" w:hAnsi="Times New Roman" w:cs="Times New Roman"/>
+          <w:kern w:val="0"/>
+          <w:sz w:val="24"/>
+          <w:szCs w:val="24"/>
+          <w:lang w:eastAsia="en-IN"/>
+          <w14:ligatures w14:val="none"/>
+        </w:rPr>
+      </w:pPr>
+      <w:r>
+        <w:rPr>
+          <w:rFonts w:ascii="Times New Roman" w:eastAsia="Times New Roman" w:hAnsi="Times New Roman" w:cs="Times New Roman"/>
+          <w:kern w:val="0"/>
+          <w:sz w:val="24"/>
+          <w:szCs w:val="24"/>
+          <w:lang w:eastAsia="en-IN"/>
+          <w14:ligatures w14:val="none"/>
+        </w:rPr>
+        <w:t>from the node.</w:t>
+      </w:r>
+    </w:p>
+    <w:p>
+      <w:pPr>
+        <w:tabs>
+          <w:tab w:val="left" w:pos="916"/>
+          <w:tab w:val="left" w:pos="1832"/>
+          <w:tab w:val="left" w:pos="2748"/>
+          <w:tab w:val="left" w:pos="3664"/>
+          <w:tab w:val="left" w:pos="4580"/>
+          <w:tab w:val="left" w:pos="5496"/>
+          <w:tab w:val="left" w:pos="6412"/>
+          <w:tab w:val="left" w:pos="7328"/>
+          <w:tab w:val="left" w:pos="8244"/>
+          <w:tab w:val="left" w:pos="9160"/>
+          <w:tab w:val="left" w:pos="10076"/>
+          <w:tab w:val="left" w:pos="10992"/>
+          <w:tab w:val="left" w:pos="11908"/>
+          <w:tab w:val="left" w:pos="12824"/>
+          <w:tab w:val="left" w:pos="13740"/>
+          <w:tab w:val="left" w:pos="14656"/>
+        </w:tabs>
+        <w:spacing w:after="0" w:line="240" w:lineRule="auto"/>
+        <w:rPr>
+          <w:rFonts w:ascii="Courier New" w:eastAsia="Times New Roman" w:hAnsi="Courier New" w:cs="Courier New"/>
+          <w:kern w:val="0"/>
+          <w:sz w:val="20"/>
+          <w:szCs w:val="20"/>
+          <w:lang w:eastAsia="en-IN"/>
+          <w14:ligatures w14:val="none"/>
+        </w:rPr>
+      </w:pPr>
+    </w:p>
+    <w:p>
+      <w:pPr>
+        <w:spacing w:after="0" w:line="240" w:lineRule="auto"/>
+        <w:rPr>
+          <w:rFonts w:ascii="Times New Roman" w:eastAsia="Times New Roman" w:hAnsi="Times New Roman" w:cs="Times New Roman"/>
+          <w:kern w:val="0"/>
+          <w:sz w:val="24"/>
+          <w:szCs w:val="24"/>
+          <w:lang w:eastAsia="en-IN"/>
+          <w14:ligatures w14:val="none"/>
+        </w:rPr>
+      </w:pPr>
+      <w:r>
+        <w:rPr>
+          <w:rFonts w:ascii="Times New Roman" w:eastAsia="Times New Roman" w:hAnsi="Times New Roman" w:cs="Times New Roman"/>
+          <w:kern w:val="0"/>
+          <w:sz w:val="24"/>
+          <w:szCs w:val="24"/>
+          <w:lang w:eastAsia="en-IN"/>
+          <w14:ligatures w14:val="none"/>
+        </w:rPr>
+        <w:pict w14:anchorId="3B70EEB7">
+          <v:rect id="_x0000_i1027" style="width:0;height:1.5pt" o:hralign="center" o:hrstd="t" o:hr="t" fillcolor="#a0a0a0" stroked="f"/>
+        </w:pict>
+      </w:r>
+    </w:p>
+    <w:p>
+      <w:pPr>
+        <w:spacing w:before="100" w:beforeAutospacing="1" w:after="100" w:afterAutospacing="1" w:line="240" w:lineRule="auto"/>
+        <w:outlineLvl w:val="2"/>
+        <w:rPr>
+          <w:rFonts w:ascii="Times New Roman" w:eastAsia="Times New Roman" w:hAnsi="Times New Roman" w:cs="Times New Roman"/>
+          <w:b/>
+          <w:bCs/>
+          <w:kern w:val="0"/>
+          <w:sz w:val="27"/>
+          <w:szCs w:val="27"/>
+          <w:lang w:eastAsia="en-IN"/>
+          <w14:ligatures w14:val="none"/>
+        </w:rPr>
+      </w:pPr>
+      <w:r>
+        <w:rPr>
+          <w:rFonts w:ascii="Times New Roman" w:eastAsia="Times New Roman" w:hAnsi="Times New Roman" w:cs="Times New Roman"/>
+          <w:b/>
+          <w:bCs/>
+          <w:kern w:val="0"/>
+          <w:sz w:val="27"/>
+          <w:szCs w:val="27"/>
+          <w:lang w:eastAsia="en-IN"/>
+          <w14:ligatures w14:val="none"/>
+        </w:rPr>
+        <w:t>Step 2: Pod spec</w:t>
+      </w:r>
+    </w:p>
+    <w:p>
+      <w:pPr>
+        <w:tabs>
+          <w:tab w:val="left" w:pos="916"/>
+          <w:tab w:val="left" w:pos="1832"/>
+          <w:tab w:val="left" w:pos="2748"/>
+          <w:tab w:val="left" w:pos="3664"/>
+          <w:tab w:val="left" w:pos="4580"/>
+          <w:tab w:val="left" w:pos="5496"/>
+          <w:tab w:val="left" w:pos="6412"/>
+          <w:tab w:val="left" w:pos="7328"/>
+          <w:tab w:val="left" w:pos="8244"/>
+          <w:tab w:val="left" w:pos="9160"/>
+          <w:tab w:val="left" w:pos="10076"/>
+          <w:tab w:val="left" w:pos="10992"/>
+          <w:tab w:val="left" w:pos="11908"/>
+          <w:tab w:val="left" w:pos="12824"/>
+          <w:tab w:val="left" w:pos="13740"/>
+          <w:tab w:val="left" w:pos="14656"/>
+        </w:tabs>
+        <w:spacing w:after="0" w:line="240" w:lineRule="auto"/>
+        <w:rPr>
+          <w:rFonts w:ascii="Courier New" w:eastAsia="Times New Roman" w:hAnsi="Courier New" w:cs="Courier New"/>
+          <w:kern w:val="0"/>
+          <w:sz w:val="20"/>
+          <w:szCs w:val="20"/>
+          <w:lang w:eastAsia="en-IN"/>
+          <w14:ligatures w14:val="none"/>
+        </w:rPr>
+      </w:pPr>
       <w:proofErr w:type="spellStart"/>
       <w:r>
         <w:rPr>
@@ -1103,17 +1609,6 @@
           <w14:ligatures w14:val="none"/>
         </w:rPr>
         <w:br/>
-      </w:r>
-      <w:r>
-        <w:rPr>
-          <w:rFonts w:ascii="Courier New" w:eastAsia="Times New Roman" w:hAnsi="Courier New" w:cs="Courier New"/>
-          <w:kern w:val="0"/>
-          <w:sz w:val="20"/>
-          <w:szCs w:val="20"/>
-          <w:lang w:eastAsia="en-IN"/>
-          <w14:ligatures w14:val="none"/>
-        </w:rPr>
-        <w:lastRenderedPageBreak/>
         <w:t xml:space="preserve">    </w:t>
       </w:r>
       <w:proofErr w:type="spellStart"/>
@@ -1866,6 +2361,7 @@
                 <w:lang w:eastAsia="en-IN"/>
                 <w14:ligatures w14:val="none"/>
               </w:rPr>
+              <w:lastRenderedPageBreak/>
               <w:t>Dedicated nodes</w:t>
             </w:r>
           </w:p>
@@ -2500,7 +2996,6 @@
           <w:lang w:eastAsia="en-IN"/>
           <w14:ligatures w14:val="none"/>
         </w:rPr>
-        <w:lastRenderedPageBreak/>
         <w:t>nodeName</w:t>
       </w:r>
       <w:proofErr w:type="spellEnd"/>
@@ -2983,6 +3478,7 @@
           <w:lang w:eastAsia="en-IN"/>
           <w14:ligatures w14:val="none"/>
         </w:rPr>
+        <w:lastRenderedPageBreak/>
         <w:t>Normally:</w:t>
       </w:r>
     </w:p>
@@ -3687,7 +4183,6 @@
           <w:lang w:eastAsia="en-IN"/>
           <w14:ligatures w14:val="none"/>
         </w:rPr>
-        <w:lastRenderedPageBreak/>
         <w:pict w14:anchorId="4F496E4B">
           <v:rect id="_x0000_i1036" style="width:0;height:1.5pt" o:hralign="center" o:hrstd="t" o:hr="t" fillcolor="#a0a0a0" stroked="f"/>
         </w:pict>
@@ -4155,6 +4650,7 @@
           <w:lang w:eastAsia="en-IN"/>
           <w14:ligatures w14:val="none"/>
         </w:rPr>
+        <w:lastRenderedPageBreak/>
         <w:t>requiredDuringSchedulingIgnoredDuringExecution</w:t>
       </w:r>
       <w:proofErr w:type="spellEnd"/>
@@ -4946,7 +5442,6 @@
           <w:lang w:eastAsia="en-IN"/>
           <w14:ligatures w14:val="none"/>
         </w:rPr>
-        <w:lastRenderedPageBreak/>
         <w:t xml:space="preserve">Pod scheduled on </w:t>
       </w:r>
       <w:r>
@@ -5698,6 +6193,7 @@
           <w:lang w:eastAsia="en-IN"/>
           <w14:ligatures w14:val="none"/>
         </w:rPr>
+        <w:lastRenderedPageBreak/>
         <w:t>Meaning:</w:t>
       </w:r>
     </w:p>
@@ -6287,7 +6783,6 @@
           <w:lang w:eastAsia="en-IN"/>
           <w14:ligatures w14:val="none"/>
         </w:rPr>
-        <w:lastRenderedPageBreak/>
         <w:pict w14:anchorId="09DFF5B4">
           <v:rect id="_x0000_i1044" style="width:0;height:1.5pt" o:hralign="center" o:hrstd="t" o:hr="t" fillcolor="#a0a0a0" stroked="f"/>
         </w:pict>
@@ -6790,6 +7285,7 @@
           <w:lang w:eastAsia="en-IN"/>
           <w14:ligatures w14:val="none"/>
         </w:rPr>
+        <w:lastRenderedPageBreak/>
         <w:t xml:space="preserve">node1 → </w:t>
       </w:r>
       <w:proofErr w:type="spellStart"/>
@@ -7505,7 +8001,6 @@
           <w:lang w:eastAsia="en-IN"/>
           <w14:ligatures w14:val="none"/>
         </w:rPr>
-        <w:lastRenderedPageBreak/>
         <w:t>podAntiAffinity</w:t>
       </w:r>
       <w:proofErr w:type="spellEnd"/>
@@ -7987,6 +8482,7 @@
           <w:lang w:eastAsia="en-IN"/>
           <w14:ligatures w14:val="none"/>
         </w:rPr>
+        <w:lastRenderedPageBreak/>
         <w:t>web-1 → node1</w:t>
       </w:r>
       <w:r>
@@ -8700,7 +9196,6 @@
           <w:lang w:eastAsia="en-IN"/>
           <w14:ligatures w14:val="none"/>
         </w:rPr>
-        <w:lastRenderedPageBreak/>
         <w:t>kubectl</w:t>
       </w:r>
       <w:proofErr w:type="spellEnd"/>
@@ -9119,6 +9614,7 @@
           <w:lang w:eastAsia="en-IN"/>
           <w14:ligatures w14:val="none"/>
         </w:rPr>
+        <w:lastRenderedPageBreak/>
         <w:t>Visual explanation</w:t>
       </w:r>
     </w:p>
@@ -9833,7 +10329,6 @@
                 <w:lang w:eastAsia="en-IN"/>
                 <w14:ligatures w14:val="none"/>
               </w:rPr>
-              <w:lastRenderedPageBreak/>
               <w:t>Node Type</w:t>
             </w:r>
           </w:p>
@@ -10533,6 +11028,7 @@
           <w:lang w:eastAsia="en-IN"/>
           <w14:ligatures w14:val="none"/>
         </w:rPr>
+        <w:lastRenderedPageBreak/>
         <w:t>apiVersion</w:t>
       </w:r>
       <w:proofErr w:type="spellEnd"/>
@@ -11045,7 +11541,6 @@
           <w:lang w:eastAsia="en-IN"/>
           <w14:ligatures w14:val="none"/>
         </w:rPr>
-        <w:lastRenderedPageBreak/>
         <w:t>Real use cases</w:t>
       </w:r>
     </w:p>
@@ -12079,6 +12574,7 @@
           <w:lang w:eastAsia="en-IN"/>
           <w14:ligatures w14:val="none"/>
         </w:rPr>
+        <w:lastRenderedPageBreak/>
         <w:pict w14:anchorId="365FF991">
           <v:rect id="_x0000_i1063" style="width:0;height:1.5pt" o:hralign="center" o:hrstd="t" o:hr="t" fillcolor="#a0a0a0" stroked="f"/>
         </w:pict>
@@ -12939,6 +13435,11 @@
     <w:basedOn w:val="DefaultParagraphFont"/>
     <w:rsid w:val="00696ED3"/>
   </w:style>
+  <w:style w:type="character" w:customStyle="1" w:styleId="d">
+    <w:name w:val="ͼd"/>
+    <w:basedOn w:val="DefaultParagraphFont"/>
+    <w:rsid w:val="00B50BC1"/>
+  </w:style>
 </w:styles>
 </file>
 
